--- a/static/downloads/contract_B1.docx
+++ b/static/downloads/contract_B1.docx
@@ -25,7 +25,7 @@
           <w:b w:val="0"/>
           <w:sz w:val="20"/>
         </w:rPr>
-        <w:t>건설기계 장비 임대차(사용) 계약서</w:t>
+        <w:t>건설기계 장비 임대차 계약서</w:t>
       </w:r>
     </w:p>
     <w:p>
@@ -38,7 +38,7 @@
           <w:b w:val="0"/>
           <w:sz w:val="20"/>
         </w:rPr>
-        <w:t>OOO건설(주) (이하 "임차인"이라 한다)와 OOO크레인 (이하 "임대인"이라 한다)는 건설기계(크레인) 대여에 관하여 다음과 같이 계약한다.</w:t>
+        <w:t>(주)OOOO (이하 "임차인"이라 한다)와 OOO크레인 (이하 "임대인"이라 한다)는 건설기계(크레인) 대여에 관하여 다음과 같이 계약한다.</w:t>
       </w:r>
     </w:p>
     <w:p>
@@ -168,7 +168,7 @@
           <w:b/>
           <w:sz w:val="22"/>
         </w:rPr>
-        <w:t>제3조 (임대료 산정 기준 및 도급형 정산 엄금 ★건산법 방어 핵심조항)</w:t>
+        <w:t>제3조 (임대료 산정 기준 및 도급형 정산 엄금)</w:t>
       </w:r>
     </w:p>
     <w:p>
@@ -233,7 +233,7 @@
           <w:b/>
           <w:sz w:val="22"/>
         </w:rPr>
-        <w:t>제4조 (지휘감독 주체 및 시공책임 분리 ★건산법 방어 핵심조항)</w:t>
+        <w:t>제4조 (지휘감독 주체 및 시공책임 분리)</w:t>
       </w:r>
     </w:p>
     <w:p>
@@ -350,7 +350,7 @@
           <w:b/>
           <w:sz w:val="22"/>
         </w:rPr>
-        <w:t>제6조 (가동 보증 및 대체 장비 ★전문건설사 보호조항)</w:t>
+        <w:t>제6조 (가동 보증 및 대체 장비)</w:t>
       </w:r>
     </w:p>
     <w:p>
@@ -535,17 +535,13 @@
               <w:t>[임차인 / 甲]</w:t>
               <w:br/>
               <w:br/>
+              <w:t>상   호 : 주식회사 OOOO</w:t>
               <w:br/>
-              <w:t xml:space="preserve">                            상   호 : OOO건설 주식회사</w:t>
+              <w:t>주   소 : 서울특별시 OO구 OO로 OO</w:t>
               <w:br/>
+              <w:t>현장소장 : 대 리 인    박 소 장    (서명)</w:t>
               <w:br/>
-              <w:t xml:space="preserve">                            주   소 : 서울특별시 OO구 OO로 OO</w:t>
-              <w:br/>
-              <w:br/>
-              <w:t xml:space="preserve">                            현장소장 : 대 리 인    박 소 장    (서명)</w:t>
-              <w:br/>
-              <w:br/>
-              <w:t xml:space="preserve">                            연락처 : 02-1234-5678</w:t>
+              <w:t>연락처 : 02-1234-5678</w:t>
             </w:r>
           </w:p>
         </w:tc>
@@ -564,17 +560,13 @@
               <w:t>[임대인 / 乙]</w:t>
               <w:br/>
               <w:br/>
+              <w:t>상   호 : OOO중기(크레인)</w:t>
               <w:br/>
-              <w:t xml:space="preserve">                            상   호 : OOO중기(크레인)</w:t>
+              <w:t>주   소 : 경기도 OO시 OO구 OO로 OO</w:t>
               <w:br/>
+              <w:t>대표자 :    이 중 기    (서명)</w:t>
               <w:br/>
-              <w:t xml:space="preserve">                            주   소 : 경기도 OO시 OO구 OO로 OO</w:t>
-              <w:br/>
-              <w:br/>
-              <w:t xml:space="preserve">                            대표자 :    이 중 기    (서명)</w:t>
-              <w:br/>
-              <w:br/>
-              <w:t xml:space="preserve">                            연락처 : 031-999-8888</w:t>
+              <w:t>연락처 : 031-999-8888</w:t>
             </w:r>
           </w:p>
         </w:tc>
@@ -622,20 +614,7 @@
           <w:b w:val="0"/>
           <w:sz w:val="20"/>
         </w:rPr>
-        <w:t>매뉴얼 지침:</w:t>
-      </w:r>
-    </w:p>
-    <w:p>
-      <w:pPr>
-        <w:spacing w:after="40" w:line="320" w:lineRule="exact"/>
-      </w:pPr>
-      <w:r>
-        <w:rPr>
-          <w:rFonts w:ascii="나눔고딕" w:hAnsi="나눔고딕" w:eastAsia="나눔고딕"/>
-          <w:b w:val="0"/>
-          <w:sz w:val="20"/>
-        </w:rPr>
-        <w:t>크레인 임대차의 건산법 방어 3대 원칙: ①일대/월대 방식 정산 (톤당 단가 절대 금지) ②신호수+소장의 전권 지휘 ③작업일보 매일 서명. 이 세 가지를 문서로 갖추면 "단순 장비 빌림"이지 "건설 하도급"이 아님을 입증할 수 있습니다.</w:t>
+        <w:t>매뉴얼 지침: 크레인 임대차의 건산법 방어 3대 원칙: ①일대/월대 방식 정산 (톤당 단가 절대 금지) ②신호수+소장의 전권 지휘 ③작업일보 매일 서명. 이 세 가지를 문서로 갖추면 "단순 장비 빌림"이지 "건설 하도급"이 아님을 입증할 수 있습니다.</w:t>
       </w:r>
     </w:p>
     <w:p>

--- a/static/downloads/contract_B1.docx
+++ b/static/downloads/contract_B1.docx
@@ -32,6 +32,11 @@
       <w:pPr>
         <w:spacing w:after="40" w:line="320" w:lineRule="exact"/>
       </w:pPr>
+    </w:p>
+    <w:p>
+      <w:pPr>
+        <w:spacing w:after="40" w:line="320" w:lineRule="exact"/>
+      </w:pPr>
       <w:r>
         <w:rPr>
           <w:rFonts w:ascii="나눔고딕" w:hAnsi="나눔고딕" w:eastAsia="나눔고딕"/>
@@ -40,6 +45,11 @@
         </w:rPr>
         <w:t>(주)OOOO (이하 "임차인"이라 한다)와 OOO크레인 (이하 "임대인"이라 한다)는 건설기계(크레인) 대여에 관하여 다음과 같이 계약한다.</w:t>
       </w:r>
+    </w:p>
+    <w:p>
+      <w:pPr>
+        <w:spacing w:after="40" w:line="320" w:lineRule="exact"/>
+      </w:pPr>
     </w:p>
     <w:p>
       <w:pPr>
@@ -66,6 +76,11 @@
         </w:rPr>
         <w:t>본 계약은 "임차인"이 도급받아 시공 중인 [OO신축공사] 현장에서의 강철골 부재 양중(Lifting) 작업을 위하여, "임대인" 소유의 건설기계 및 전담 조종사(기사)를 임대·사용함에 있어 그 조건을 규정함을 목적으로 한다.</w:t>
       </w:r>
+    </w:p>
+    <w:p>
+      <w:pPr>
+        <w:spacing w:after="40" w:line="320" w:lineRule="exact"/>
+      </w:pPr>
     </w:p>
     <w:p>
       <w:pPr>
@@ -162,6 +177,11 @@
       <w:pPr>
         <w:spacing w:after="40" w:line="320" w:lineRule="exact"/>
       </w:pPr>
+    </w:p>
+    <w:p>
+      <w:pPr>
+        <w:spacing w:after="40" w:line="320" w:lineRule="exact"/>
+      </w:pPr>
       <w:r>
         <w:rPr>
           <w:rFonts w:ascii="나눔고딕" w:hAnsi="나눔고딕" w:eastAsia="나눔고딕"/>
@@ -227,6 +247,11 @@
       <w:pPr>
         <w:spacing w:after="40" w:line="320" w:lineRule="exact"/>
       </w:pPr>
+    </w:p>
+    <w:p>
+      <w:pPr>
+        <w:spacing w:after="40" w:line="320" w:lineRule="exact"/>
+      </w:pPr>
       <w:r>
         <w:rPr>
           <w:rFonts w:ascii="나눔고딕" w:hAnsi="나눔고딕" w:eastAsia="나눔고딕"/>
@@ -274,6 +299,11 @@
         </w:rPr>
         <w:t>③ 조종사는 매일 "임차인"의 현장대리인이 작성한 작업일보에 서명하여야 하며, 이는 직영 지휘·감독 체계의 입증 자료로 쌍방이 관리한다.</w:t>
       </w:r>
+    </w:p>
+    <w:p>
+      <w:pPr>
+        <w:spacing w:after="40" w:line="320" w:lineRule="exact"/>
+      </w:pPr>
     </w:p>
     <w:p>
       <w:pPr>
@@ -344,6 +374,11 @@
       <w:pPr>
         <w:spacing w:after="40" w:line="320" w:lineRule="exact"/>
       </w:pPr>
+    </w:p>
+    <w:p>
+      <w:pPr>
+        <w:spacing w:after="40" w:line="320" w:lineRule="exact"/>
+      </w:pPr>
       <w:r>
         <w:rPr>
           <w:rFonts w:ascii="나눔고딕" w:hAnsi="나눔고딕" w:eastAsia="나눔고딕"/>
@@ -378,6 +413,11 @@
         </w:rPr>
         <w:t>② 장비 고장이 24시간 이내에 복구 불가능한 경우, "임대인"은 동급 이상의 대체 장비를 지체 없이 투입하여야 한다. 대체 투입이 지연되어 "임차인"의 공정에 차질이 발생한 경우, 그에 따른 실 손해액을 "임대인"이 배상한다.</w:t>
       </w:r>
+    </w:p>
+    <w:p>
+      <w:pPr>
+        <w:spacing w:after="40" w:line="320" w:lineRule="exact"/>
+      </w:pPr>
     </w:p>
     <w:p>
       <w:pPr>
@@ -422,6 +462,11 @@
       <w:pPr>
         <w:spacing w:after="40" w:line="320" w:lineRule="exact"/>
       </w:pPr>
+    </w:p>
+    <w:p>
+      <w:pPr>
+        <w:spacing w:after="40" w:line="320" w:lineRule="exact"/>
+      </w:pPr>
       <w:r>
         <w:rPr>
           <w:rFonts w:ascii="나눔고딕" w:hAnsi="나눔고딕" w:eastAsia="나눔고딕"/>
@@ -443,6 +488,11 @@
         </w:rPr>
         <w:t>천재지변, 감염병 대유행 등 불가항력 사유 시 지체상금 및 손해배상 책임을 면하되, 지체 없이 상대방에게 서면으로 통지하여야 한다.</w:t>
       </w:r>
+    </w:p>
+    <w:p>
+      <w:pPr>
+        <w:spacing w:after="40" w:line="320" w:lineRule="exact"/>
+      </w:pPr>
     </w:p>
     <w:p>
       <w:pPr>
@@ -474,6 +524,11 @@
       <w:pPr>
         <w:spacing w:after="40" w:line="320" w:lineRule="exact"/>
       </w:pPr>
+    </w:p>
+    <w:p>
+      <w:pPr>
+        <w:spacing w:after="40" w:line="320" w:lineRule="exact"/>
+      </w:pPr>
       <w:r>
         <w:rPr>
           <w:rFonts w:ascii="나눔고딕" w:hAnsi="나눔고딕" w:eastAsia="나눔고딕"/>
@@ -495,6 +550,11 @@
         </w:rPr>
         <w:t>본 계약의 성립과 그 내용을 증명하기 위하여, 본 계약서 2부를 작성한 후 "임차인"과 "임대인"이 서명 또는 기명날인하여 각각 1부씩 보관한다.</w:t>
       </w:r>
+    </w:p>
+    <w:p>
+      <w:pPr>
+        <w:spacing w:after="40" w:line="320" w:lineRule="exact"/>
+      </w:pPr>
     </w:p>
     <w:p>
       <w:pPr>
@@ -616,6 +676,11 @@
         </w:rPr>
         <w:t>매뉴얼 지침: 크레인 임대차의 건산법 방어 3대 원칙: ①일대/월대 방식 정산 (톤당 단가 절대 금지) ②신호수+소장의 전권 지휘 ③작업일보 매일 서명. 이 세 가지를 문서로 갖추면 "단순 장비 빌림"이지 "건설 하도급"이 아님을 입증할 수 있습니다.</w:t>
       </w:r>
+    </w:p>
+    <w:p>
+      <w:pPr>
+        <w:spacing w:after="40" w:line="320" w:lineRule="exact"/>
+      </w:pPr>
     </w:p>
     <w:p>
       <w:pPr>

--- a/static/downloads/contract_B1.docx
+++ b/static/downloads/contract_B1.docx
@@ -12,7 +12,7 @@
           <w:b/>
           <w:sz w:val="32"/>
         </w:rPr>
-        <w:t>건설기계 장비 임대차(사용) 계약서 (B-1)</w:t>
+        <w:t>건설기계 장비 임대차 계약서 (B-1)</w:t>
       </w:r>
     </w:p>
     <w:p>

--- a/static/downloads/contract_B1.docx
+++ b/static/downloads/contract_B1.docx
@@ -634,19 +634,6 @@
     </w:tbl>
     <w:p/>
     <w:p>
-      <w:pPr>
-        <w:spacing w:after="40" w:line="320" w:lineRule="exact"/>
-      </w:pPr>
-      <w:r>
-        <w:rPr>
-          <w:rFonts w:ascii="나눔고딕" w:hAnsi="나눔고딕" w:eastAsia="나눔고딕"/>
-          <w:b w:val="0"/>
-          <w:sz w:val="20"/>
-        </w:rPr>
-        <w:t>💡</w:t>
-      </w:r>
-    </w:p>
-    <w:p>
       <w:r>
         <w:br w:type="page"/>
       </w:r>

--- a/static/downloads/contract_B1.docx
+++ b/static/downloads/contract_B1.docx
@@ -43,14 +43,216 @@
           <w:b w:val="0"/>
           <w:sz w:val="20"/>
         </w:rPr>
-        <w:t>(주)OOOO (이하 "임차인"이라 한다)와 OOO크레인 (이하 "임대인"이라 한다)는 건설기계(크레인) 대여에 관하여 다음과 같이 계약한다.</w:t>
+        <w:t>임차인(이하 "甲") O O O O (주)와 임대인(이하 "乙") O O O O (주)는 건설기계(크레인) 대여에 관하여 다음과 같이 계약한다.</w:t>
       </w:r>
     </w:p>
-    <w:p>
-      <w:pPr>
-        <w:spacing w:after="40" w:line="320" w:lineRule="exact"/>
-      </w:pPr>
-    </w:p>
+    <w:tbl>
+      <w:tblPr>
+        <w:tblStyle w:val="TableGrid"/>
+        <w:tblW w:type="auto" w:w="0"/>
+        <w:tblLook w:firstColumn="1" w:firstRow="1" w:lastColumn="0" w:lastRow="0" w:noHBand="0" w:noVBand="1" w:val="04A0"/>
+      </w:tblPr>
+      <w:tblGrid>
+        <w:gridCol w:w="4320"/>
+        <w:gridCol w:w="4320"/>
+      </w:tblGrid>
+      <w:tr>
+        <w:tc>
+          <w:tcPr>
+            <w:tcW w:type="dxa" w:w="4320"/>
+            <w:vAlign w:val="top"/>
+          </w:tcPr>
+          <w:p>
+            <w:pPr>
+              <w:jc w:val="center"/>
+            </w:pPr>
+            <w:r/>
+            <w:r>
+              <w:rPr>
+                <w:rFonts w:ascii="나눔고딕" w:hAnsi="나눔고딕" w:eastAsia="나눔고딕"/>
+                <w:b/>
+                <w:sz w:val="18"/>
+              </w:rPr>
+              <w:t>1. 사 용 현 장 명</w:t>
+            </w:r>
+          </w:p>
+        </w:tc>
+        <w:tc>
+          <w:tcPr>
+            <w:tcW w:type="dxa" w:w="4320"/>
+            <w:vAlign w:val="top"/>
+          </w:tcPr>
+          <w:p>
+            <w:r/>
+            <w:r>
+              <w:rPr>
+                <w:rFonts w:ascii="나눔고딕" w:hAnsi="나눔고딕" w:eastAsia="나눔고딕"/>
+                <w:b w:val="0"/>
+                <w:sz w:val="18"/>
+              </w:rPr>
+              <w:t>[ OO신축공사 현장 ]</w:t>
+            </w:r>
+          </w:p>
+        </w:tc>
+      </w:tr>
+      <w:tr>
+        <w:tc>
+          <w:tcPr>
+            <w:tcW w:type="dxa" w:w="4320"/>
+            <w:vAlign w:val="top"/>
+          </w:tcPr>
+          <w:p>
+            <w:pPr>
+              <w:jc w:val="center"/>
+            </w:pPr>
+            <w:r/>
+            <w:r>
+              <w:rPr>
+                <w:rFonts w:ascii="나눔고딕" w:hAnsi="나눔고딕" w:eastAsia="나눔고딕"/>
+                <w:b/>
+                <w:sz w:val="18"/>
+              </w:rPr>
+              <w:t>2. 대 여 장 비</w:t>
+            </w:r>
+          </w:p>
+        </w:tc>
+        <w:tc>
+          <w:tcPr>
+            <w:tcW w:type="dxa" w:w="4320"/>
+            <w:vAlign w:val="top"/>
+          </w:tcPr>
+          <w:p>
+            <w:r/>
+            <w:r>
+              <w:rPr>
+                <w:rFonts w:ascii="나눔고딕" w:hAnsi="나눔고딕" w:eastAsia="나눔고딕"/>
+                <w:b w:val="0"/>
+                <w:sz w:val="18"/>
+              </w:rPr>
+              <w:t>50톤 하이드로 크레인 (또는 200톤 크롤러 등) 1대 (기사 포함)</w:t>
+            </w:r>
+          </w:p>
+        </w:tc>
+      </w:tr>
+      <w:tr>
+        <w:tc>
+          <w:tcPr>
+            <w:tcW w:type="dxa" w:w="4320"/>
+            <w:vAlign w:val="top"/>
+          </w:tcPr>
+          <w:p>
+            <w:pPr>
+              <w:jc w:val="center"/>
+            </w:pPr>
+            <w:r/>
+            <w:r>
+              <w:rPr>
+                <w:rFonts w:ascii="나눔고딕" w:hAnsi="나눔고딕" w:eastAsia="나눔고딕"/>
+                <w:b/>
+                <w:sz w:val="18"/>
+              </w:rPr>
+              <w:t>3. 임 대 기 간</w:t>
+            </w:r>
+          </w:p>
+        </w:tc>
+        <w:tc>
+          <w:tcPr>
+            <w:tcW w:type="dxa" w:w="4320"/>
+            <w:vAlign w:val="top"/>
+          </w:tcPr>
+          <w:p>
+            <w:r/>
+            <w:r>
+              <w:rPr>
+                <w:rFonts w:ascii="나눔고딕" w:hAnsi="나눔고딕" w:eastAsia="나눔고딕"/>
+                <w:b w:val="0"/>
+                <w:sz w:val="18"/>
+              </w:rPr>
+              <w:t>202X년 X월 X일 ~ 202X년 X월 X일 (공정 협의 연장 가능)</w:t>
+            </w:r>
+          </w:p>
+        </w:tc>
+      </w:tr>
+      <w:tr>
+        <w:tc>
+          <w:tcPr>
+            <w:tcW w:type="dxa" w:w="4320"/>
+            <w:vAlign w:val="top"/>
+          </w:tcPr>
+          <w:p>
+            <w:pPr>
+              <w:jc w:val="center"/>
+            </w:pPr>
+            <w:r/>
+            <w:r>
+              <w:rPr>
+                <w:rFonts w:ascii="나눔고딕" w:hAnsi="나눔고딕" w:eastAsia="나눔고딕"/>
+                <w:b/>
+                <w:sz w:val="18"/>
+              </w:rPr>
+              <w:t>4. 임대료(단가/총액)</w:t>
+            </w:r>
+          </w:p>
+        </w:tc>
+        <w:tc>
+          <w:tcPr>
+            <w:tcW w:type="dxa" w:w="4320"/>
+            <w:vAlign w:val="top"/>
+          </w:tcPr>
+          <w:p>
+            <w:r/>
+            <w:r>
+              <w:rPr>
+                <w:rFonts w:ascii="나눔고딕" w:hAnsi="나눔고딕" w:eastAsia="나눔고딕"/>
+                <w:b w:val="0"/>
+                <w:sz w:val="18"/>
+              </w:rPr>
+              <w:t>[일대 / 월대] 금 O O O O O원정 (공급가액: ₩O,OOO,OOO / 부가세 별도)</w:t>
+            </w:r>
+          </w:p>
+        </w:tc>
+      </w:tr>
+      <w:tr>
+        <w:tc>
+          <w:tcPr>
+            <w:tcW w:type="dxa" w:w="4320"/>
+            <w:vAlign w:val="top"/>
+          </w:tcPr>
+          <w:p>
+            <w:pPr>
+              <w:jc w:val="center"/>
+            </w:pPr>
+            <w:r/>
+            <w:r>
+              <w:rPr>
+                <w:rFonts w:ascii="나눔고딕" w:hAnsi="나눔고딕" w:eastAsia="나눔고딕"/>
+                <w:b/>
+                <w:sz w:val="18"/>
+              </w:rPr>
+              <w:t>5. 대금지불방법</w:t>
+            </w:r>
+          </w:p>
+        </w:tc>
+        <w:tc>
+          <w:tcPr>
+            <w:tcW w:type="dxa" w:w="4320"/>
+            <w:vAlign w:val="top"/>
+          </w:tcPr>
+          <w:p>
+            <w:r/>
+            <w:r>
+              <w:rPr>
+                <w:rFonts w:ascii="나눔고딕" w:hAnsi="나눔고딕" w:eastAsia="나눔고딕"/>
+                <w:b w:val="0"/>
+                <w:sz w:val="18"/>
+              </w:rPr>
+              <w:t>현금 (월 O회 기성, 익월 OO일 지급) / 품목: "건설기계 임대료"</w:t>
+            </w:r>
+          </w:p>
+        </w:tc>
+      </w:tr>
+    </w:tbl>
+    <w:p/>
     <w:p>
       <w:pPr>
         <w:spacing w:after="40" w:line="320" w:lineRule="exact"/>
@@ -74,7 +276,7 @@
           <w:b w:val="0"/>
           <w:sz w:val="20"/>
         </w:rPr>
-        <w:t>본 계약은 "임차인"이 도급받아 시공 중인 [OO신축공사] 현장에서의 강철골 부재 양중(Lifting) 작업을 위하여, "임대인" 소유의 건설기계 및 전담 조종사(기사)를 임대·사용함에 있어 그 조건을 규정함을 목적으로 한다.</w:t>
+        <w:t>본 계약은 "甲"이 도급받아 시공 중인 위 현장에서의 강철골 부재 양중(Lifting) 작업 등을 위하여, "乙" 소유의 건설기계 및 전담 조종사(기사)를 임대·사용함에 있어 그 조건을 규정함을 목적으로 한다.</w:t>
       </w:r>
     </w:p>
     <w:p>
@@ -105,7 +307,7 @@
           <w:b w:val="0"/>
           <w:sz w:val="20"/>
         </w:rPr>
-        <w:t>① 장비명: 50톤 하이드로 크레인(또는 200톤 크롤러 크레인) 1대 (차량등록번호: 경기 00가 0000)</w:t>
+        <w:t>① 조종사(기사): 건설기계조종사면허 보유 전담 조종사 1인이 포함된다.</w:t>
       </w:r>
     </w:p>
     <w:p>
@@ -118,7 +320,7 @@
           <w:b w:val="0"/>
           <w:sz w:val="20"/>
         </w:rPr>
-        <w:t>② 조종사(기사): 건설기계조종사면허 보유 전담 조종사 1인이 포함된다.</w:t>
+        <w:t>② 표준 작업시간: 오전 08:00 ~ 오후 17:00 (점심시간 제외 실근무 8시간 기준)</w:t>
       </w:r>
     </w:p>
     <w:p>
@@ -131,7 +333,7 @@
           <w:b w:val="0"/>
           <w:sz w:val="20"/>
         </w:rPr>
-        <w:t>③ 임대기간: 202X년 X월 X일 ~ 202X년 X월 X일 (공정 협의에 따라 연장 가능)</w:t>
+        <w:t>③ 연장·야간 작업: 사전 합의 필요, 별도 할증 적용 (시간당 기본 임대료의 150%)</w:t>
       </w:r>
     </w:p>
     <w:p>
@@ -144,33 +346,7 @@
           <w:b w:val="0"/>
           <w:sz w:val="20"/>
         </w:rPr>
-        <w:t>④ 표준 작업시간: 오전 08:00 ~ 오후 17:00 (점심시간 제외 실근무 8시간 기준)</w:t>
-      </w:r>
-    </w:p>
-    <w:p>
-      <w:pPr>
-        <w:spacing w:after="40" w:line="320" w:lineRule="exact"/>
-      </w:pPr>
-      <w:r>
-        <w:rPr>
-          <w:rFonts w:ascii="나눔고딕" w:hAnsi="나눔고딕" w:eastAsia="나눔고딕"/>
-          <w:b w:val="0"/>
-          <w:sz w:val="20"/>
-        </w:rPr>
-        <w:t>⑤ 연장·야간 작업: 사전 합의 필요, 별도 할증 적용 (시간당 기본 임대료의 150%)</w:t>
-      </w:r>
-    </w:p>
-    <w:p>
-      <w:pPr>
-        <w:spacing w:after="40" w:line="320" w:lineRule="exact"/>
-      </w:pPr>
-      <w:r>
-        <w:rPr>
-          <w:rFonts w:ascii="나눔고딕" w:hAnsi="나눔고딕" w:eastAsia="나눔고딕"/>
-          <w:b w:val="0"/>
-          <w:sz w:val="20"/>
-        </w:rPr>
-        <w:t>⑥ 공휴일·휴일 작업: 기본 일대의 150%를 적용한다.</w:t>
+        <w:t>④ 공휴일·휴일 작업: 기본 일대의 150%를 적용한다.</w:t>
       </w:r>
     </w:p>
     <w:p>
@@ -188,7 +364,7 @@
           <w:b/>
           <w:sz w:val="22"/>
         </w:rPr>
-        <w:t>제3조 (임대료 산정 기준 및 도급형 정산 엄금)</w:t>
+        <w:t>제3조 (임대료 정산 및 하도급 절대 금지)</w:t>
       </w:r>
     </w:p>
     <w:p>
@@ -201,7 +377,7 @@
           <w:b w:val="0"/>
           <w:sz w:val="20"/>
         </w:rPr>
-        <w:t>① 기본 임대료: 일대(日貸) 금 OOO원 정 (부가가치세 별도) / 또는 월대(月貸) 금 OOO만원 정으로 확정한다.</w:t>
+        <w:t>① 위 임대료에는 기계 사용료, 유류비, 조종사 인건비, 유지비가 포함된다.</w:t>
       </w:r>
     </w:p>
     <w:p>
@@ -214,33 +390,7 @@
           <w:b w:val="0"/>
           <w:sz w:val="20"/>
         </w:rPr>
-        <w:t>② 위 임대료에는 크레인 장비 사용료, 유류비, 조종사 인건비, 유지보수비가 포함된다.</w:t>
-      </w:r>
-    </w:p>
-    <w:p>
-      <w:pPr>
-        <w:spacing w:after="40" w:line="320" w:lineRule="exact"/>
-      </w:pPr>
-      <w:r>
-        <w:rPr>
-          <w:rFonts w:ascii="나눔고딕" w:hAnsi="나눔고딕" w:eastAsia="나눔고딕"/>
-          <w:b w:val="0"/>
-          <w:sz w:val="20"/>
-        </w:rPr>
-        <w:t>③ 임대료는 반드시 장비 가동 일수 또는 시간 단위로만 산정하여야 하며, 철골 조립 물량(톤당 단가) 형태의 성과급·도급 방식 정산을 절대 금지한다. 본 계약은 '건설기계 + 조종사'의 사용에 대한 일/월 단위 임차에 한정한다.</w:t>
-      </w:r>
-    </w:p>
-    <w:p>
-      <w:pPr>
-        <w:spacing w:after="40" w:line="320" w:lineRule="exact"/>
-      </w:pPr>
-      <w:r>
-        <w:rPr>
-          <w:rFonts w:ascii="나눔고딕" w:hAnsi="나눔고딕" w:eastAsia="나눔고딕"/>
-          <w:b w:val="0"/>
-          <w:sz w:val="20"/>
-        </w:rPr>
-        <w:t>④ 세금계산서 품목은 "건설기계(크레인) 임대료"로 기재한다.</w:t>
+        <w:t>② 임대료는 반드시 장비 가동 일수 또는 시간 단위로만 산정하여야 하며, 철골 조립 물량(톤당 단가) 형태의 성과급·도급 방식 정산을 절대 금지한다. 본 계약은 '장비+조종사'의 사용에 대한 일/월 단위 임차에 한정한다.</w:t>
       </w:r>
     </w:p>
     <w:p>
@@ -271,7 +421,7 @@
           <w:b w:val="0"/>
           <w:sz w:val="20"/>
         </w:rPr>
-        <w:t>① 크레인 조종사는 "임차인" 소속 현장대리인(소장 또는 현장 감독자) 및 전담 신호수(Signaler)의 지시에만 따라 양중 행위를 수행한다. "임대인"이 독자적으로 양중 순서·방향을 결정하지 아니한다.</w:t>
+        <w:t>① 조종사는 "甲" 소속 현장대리인 및 전담 신호수(Signaler)의 지시에만 따라 양중 행위를 수행하며 독자적으로 결정하지 아니한다.</w:t>
       </w:r>
     </w:p>
     <w:p>
@@ -284,7 +434,7 @@
           <w:b w:val="0"/>
           <w:sz w:val="20"/>
         </w:rPr>
-        <w:t>② 크레인 조종사의 역할은 자재의 양중·이동에 한정된 기계 조작 용역이며, 골조 조립의 완성에 대한 시공 품질 책임은 전적으로 "임차인"에게 있다.</w:t>
+        <w:t>② 조종사의 역할은 물건의 인양 이동일 뿐, 수직·수평 등 골조 조립의 완성에 대한 시공 책임은 전적으로 "甲"에게 있다.</w:t>
       </w:r>
     </w:p>
     <w:p>
@@ -297,7 +447,7 @@
           <w:b w:val="0"/>
           <w:sz w:val="20"/>
         </w:rPr>
-        <w:t>③ 조종사는 매일 "임차인"의 현장대리인이 작성한 작업일보에 서명하여야 하며, 이는 직영 지휘·감독 체계의 입증 자료로 쌍방이 관리한다.</w:t>
+        <w:t>③ 조종사는 매일 "甲"의 작업일보에 서명하여 직영 지휘 체계를 증빙한다.</w:t>
       </w:r>
     </w:p>
     <w:p>
@@ -315,7 +465,7 @@
           <w:b/>
           <w:sz w:val="22"/>
         </w:rPr>
-        <w:t>제5조 (장비 유지보수·보험·안전)</w:t>
+        <w:t>제5조 (장비 관리 및 사고 책임)</w:t>
       </w:r>
     </w:p>
     <w:p>
@@ -328,7 +478,7 @@
           <w:b w:val="0"/>
           <w:sz w:val="20"/>
         </w:rPr>
-        <w:t>① 장비의 일상 유지보수 및 고장 수리 비용은 "임대인"의 부담으로 한다.</w:t>
+        <w:t>① "乙"은 장비의 고장 수리를 부담하며, 영업배상책임보험 및 건설기계 책임보험에 가입해야 한다.</w:t>
       </w:r>
     </w:p>
     <w:p>
@@ -341,33 +491,7 @@
           <w:b w:val="0"/>
           <w:sz w:val="20"/>
         </w:rPr>
-        <w:t>② "임대인"은 건설기계관리법 소정의 건설기계 책임보험(대인/대물)에 가입하고 그 보험증권 사본을 "임차인"에게 제출하여야 한다.</w:t>
-      </w:r>
-    </w:p>
-    <w:p>
-      <w:pPr>
-        <w:spacing w:after="40" w:line="320" w:lineRule="exact"/>
-      </w:pPr>
-      <w:r>
-        <w:rPr>
-          <w:rFonts w:ascii="나눔고딕" w:hAnsi="나눔고딕" w:eastAsia="나눔고딕"/>
-          <w:b w:val="0"/>
-          <w:sz w:val="20"/>
-        </w:rPr>
-        <w:t>③ 조종사는 현장 투입 전 "임차인"이 실시하는 TBM(Tool Box Meeting, 작업 전 위험예지활동) 및 안전보건교육을 필수로 이수하여야 한다.</w:t>
-      </w:r>
-    </w:p>
-    <w:p>
-      <w:pPr>
-        <w:spacing w:after="40" w:line="320" w:lineRule="exact"/>
-      </w:pPr>
-      <w:r>
-        <w:rPr>
-          <w:rFonts w:ascii="나눔고딕" w:hAnsi="나눔고딕" w:eastAsia="나눔고딕"/>
-          <w:b w:val="0"/>
-          <w:sz w:val="20"/>
-        </w:rPr>
-        <w:t>④ 조종사의 조작 과실 또는 장비의 기계적 결함에 의한 사고 책임은 "임대인"이 부담하고, "임차인" 측의 지반 미정지, 초과양중 물량 지시 등에 기인한 사고 책임은 "임차인"이 각각 부담한다.</w:t>
+        <w:t>② "乙"의 기계적 결함이나 기사의 명백한 오조작에 의한 파손 사고는 "乙"이, "甲"의 무리한 초과양중 지시나 지반 부실에 의한 사고는 "甲"이 각각 배상 책임을 진다.</w:t>
       </w:r>
     </w:p>
     <w:p>
@@ -385,7 +509,7 @@
           <w:b/>
           <w:sz w:val="22"/>
         </w:rPr>
-        <w:t>제6조 (가동 보증 및 대체 장비)</w:t>
+        <w:t>제6조 (계약의 해지)</w:t>
       </w:r>
     </w:p>
     <w:p>
@@ -398,126 +522,7 @@
           <w:b w:val="0"/>
           <w:sz w:val="20"/>
         </w:rPr>
-        <w:t>① 장비 고장으로 인한 비가동 시간이 1일 4시간을 초과하는 경우 해당일 임대료를 면제한다.</w:t>
-      </w:r>
-    </w:p>
-    <w:p>
-      <w:pPr>
-        <w:spacing w:after="40" w:line="320" w:lineRule="exact"/>
-      </w:pPr>
-      <w:r>
-        <w:rPr>
-          <w:rFonts w:ascii="나눔고딕" w:hAnsi="나눔고딕" w:eastAsia="나눔고딕"/>
-          <w:b w:val="0"/>
-          <w:sz w:val="20"/>
-        </w:rPr>
-        <w:t>② 장비 고장이 24시간 이내에 복구 불가능한 경우, "임대인"은 동급 이상의 대체 장비를 지체 없이 투입하여야 한다. 대체 투입이 지연되어 "임차인"의 공정에 차질이 발생한 경우, 그에 따른 실 손해액을 "임대인"이 배상한다.</w:t>
-      </w:r>
-    </w:p>
-    <w:p>
-      <w:pPr>
-        <w:spacing w:after="40" w:line="320" w:lineRule="exact"/>
-      </w:pPr>
-    </w:p>
-    <w:p>
-      <w:pPr>
-        <w:spacing w:after="40" w:line="320" w:lineRule="exact"/>
-      </w:pPr>
-      <w:r>
-        <w:rPr>
-          <w:rFonts w:ascii="나눔고딕" w:hAnsi="나눔고딕" w:eastAsia="나눔고딕"/>
-          <w:b/>
-          <w:sz w:val="22"/>
-        </w:rPr>
-        <w:t>제7조 (계약의 해지 및 정산)</w:t>
-      </w:r>
-    </w:p>
-    <w:p>
-      <w:pPr>
-        <w:spacing w:after="40" w:line="320" w:lineRule="exact"/>
-      </w:pPr>
-      <w:r>
-        <w:rPr>
-          <w:rFonts w:ascii="나눔고딕" w:hAnsi="나눔고딕" w:eastAsia="나눔고딕"/>
-          <w:b w:val="0"/>
-          <w:sz w:val="20"/>
-        </w:rPr>
-        <w:t>① "임대인" 또는 조종사가 안전수칙을 위반하거나, 음주 작업, 잦은 기계 고장 등으로 양중 공정에 중대한 차질을 빚게 한 경우, "임차인"은 서면 통보로써 즉시 본 계약을 해지할 수 있다.</w:t>
-      </w:r>
-    </w:p>
-    <w:p>
-      <w:pPr>
-        <w:spacing w:after="40" w:line="320" w:lineRule="exact"/>
-      </w:pPr>
-      <w:r>
-        <w:rPr>
-          <w:rFonts w:ascii="나눔고딕" w:hAnsi="나눔고딕" w:eastAsia="나눔고딕"/>
-          <w:b w:val="0"/>
-          <w:sz w:val="20"/>
-        </w:rPr>
-        <w:t>② 해지 시 실 가동일수를 기준으로 일할 정산하되, "임대인"은 해지 통보일로부터 3일 이내에 장비를 현장에서 자력으로 반출 철수하여야 한다.</w:t>
-      </w:r>
-    </w:p>
-    <w:p>
-      <w:pPr>
-        <w:spacing w:after="40" w:line="320" w:lineRule="exact"/>
-      </w:pPr>
-    </w:p>
-    <w:p>
-      <w:pPr>
-        <w:spacing w:after="40" w:line="320" w:lineRule="exact"/>
-      </w:pPr>
-      <w:r>
-        <w:rPr>
-          <w:rFonts w:ascii="나눔고딕" w:hAnsi="나눔고딕" w:eastAsia="나눔고딕"/>
-          <w:b/>
-          <w:sz w:val="22"/>
-        </w:rPr>
-        <w:t>제8조 (불가항력)</w:t>
-      </w:r>
-    </w:p>
-    <w:p>
-      <w:pPr>
-        <w:spacing w:after="40" w:line="320" w:lineRule="exact"/>
-      </w:pPr>
-      <w:r>
-        <w:rPr>
-          <w:rFonts w:ascii="나눔고딕" w:hAnsi="나눔고딕" w:eastAsia="나눔고딕"/>
-          <w:b w:val="0"/>
-          <w:sz w:val="20"/>
-        </w:rPr>
-        <w:t>천재지변, 감염병 대유행 등 불가항력 사유 시 지체상금 및 손해배상 책임을 면하되, 지체 없이 상대방에게 서면으로 통지하여야 한다.</w:t>
-      </w:r>
-    </w:p>
-    <w:p>
-      <w:pPr>
-        <w:spacing w:after="40" w:line="320" w:lineRule="exact"/>
-      </w:pPr>
-    </w:p>
-    <w:p>
-      <w:pPr>
-        <w:spacing w:after="40" w:line="320" w:lineRule="exact"/>
-      </w:pPr>
-      <w:r>
-        <w:rPr>
-          <w:rFonts w:ascii="나눔고딕" w:hAnsi="나눔고딕" w:eastAsia="나눔고딕"/>
-          <w:b/>
-          <w:sz w:val="22"/>
-        </w:rPr>
-        <w:t>제9조 (관할 법원)</w:t>
-      </w:r>
-    </w:p>
-    <w:p>
-      <w:pPr>
-        <w:spacing w:after="40" w:line="320" w:lineRule="exact"/>
-      </w:pPr>
-      <w:r>
-        <w:rPr>
-          <w:rFonts w:ascii="나눔고딕" w:hAnsi="나눔고딕" w:eastAsia="나눔고딕"/>
-          <w:b w:val="0"/>
-          <w:sz w:val="20"/>
-        </w:rPr>
-        <w:t>본 계약과 관련하여 분쟁이 발생한 경우에는 상호 협의를 통해 원만히 해결하되, 협의가 이루어지지 아니하는 경우 "임차인"의 현장 소재지를 관할하는 지방법원을 합의관할법원으로 정한다.</w:t>
+        <w:t>"乙"의 기사가 안전수칙을 위반하거나 잦은 장비 고장, 음주 작업 등 공정에 차질이 발생할 경우 "甲"은 즉시 계약을 해지하고 타 장비를 수배할 수 있다.</w:t>
       </w:r>
     </w:p>
     <w:p>
@@ -548,7 +553,7 @@
           <w:b w:val="0"/>
           <w:sz w:val="20"/>
         </w:rPr>
-        <w:t>본 계약의 성립과 그 내용을 증명하기 위하여, 본 계약서 2부를 작성한 후 "임차인"과 "임대인"이 서명 또는 기명날인하여 각각 1부씩 보관한다.</w:t>
+        <w:t>본 계약의 성립과 그 내용을 증명하기 위하여, 본 계약서 2부를 작성한 후 쌍방이 기명날인하여 각각 1부씩 보관한다.</w:t>
       </w:r>
     </w:p>
     <w:p>
@@ -583,6 +588,7 @@
         <w:tc>
           <w:tcPr>
             <w:tcW w:type="dxa" w:w="4320"/>
+            <w:vAlign w:val="top"/>
           </w:tcPr>
           <w:p>
             <w:r/>
@@ -595,19 +601,20 @@
               <w:t>[임차인 / 甲]</w:t>
               <w:br/>
               <w:br/>
-              <w:t>상   호 : 주식회사 OOOO</w:t>
+              <w:t>상   호 : O O O O (주)</w:t>
               <w:br/>
-              <w:t>주   소 : 서울특별시 OO구 OO로 OO</w:t>
+              <w:t>주   소 :</w:t>
               <w:br/>
-              <w:t>현장소장 : 대 리 인    박 소 장    (서명)</w:t>
+              <w:t>대표자 :                   (인)</w:t>
               <w:br/>
-              <w:t>연락처 : 02-1234-5678</w:t>
+              <w:t>연락처 :</w:t>
             </w:r>
           </w:p>
         </w:tc>
         <w:tc>
           <w:tcPr>
             <w:tcW w:type="dxa" w:w="4320"/>
+            <w:vAlign w:val="top"/>
           </w:tcPr>
           <w:p>
             <w:r/>
@@ -620,13 +627,13 @@
               <w:t>[임대인 / 乙]</w:t>
               <w:br/>
               <w:br/>
-              <w:t>상   호 : OOO중기(크레인)</w:t>
+              <w:t>상   호 : O O O O (주)</w:t>
               <w:br/>
-              <w:t>주   소 : 경기도 OO시 OO구 OO로 OO</w:t>
+              <w:t>주   소 :</w:t>
               <w:br/>
-              <w:t>대표자 :    이 중 기    (서명)</w:t>
+              <w:t>대표자 :                   (인)</w:t>
               <w:br/>
-              <w:t>연락처 : 031-999-8888</w:t>
+              <w:t>연락처 :</w:t>
             </w:r>
           </w:p>
         </w:tc>
@@ -661,25 +668,7 @@
           <w:b w:val="0"/>
           <w:sz w:val="20"/>
         </w:rPr>
-        <w:t>매뉴얼 지침: 크레인 임대차의 건산법 방어 3대 원칙: ①일대/월대 방식 정산 (톤당 단가 절대 금지) ②신호수+소장의 전권 지휘 ③작업일보 매일 서명. 이 세 가지를 문서로 갖추면 "단순 장비 빌림"이지 "건설 하도급"이 아님을 입증할 수 있습니다.</w:t>
-      </w:r>
-    </w:p>
-    <w:p>
-      <w:pPr>
-        <w:spacing w:after="40" w:line="320" w:lineRule="exact"/>
-      </w:pPr>
-    </w:p>
-    <w:p>
-      <w:pPr>
-        <w:spacing w:after="40" w:line="320" w:lineRule="exact"/>
-      </w:pPr>
-      <w:r>
-        <w:rPr>
-          <w:rFonts w:ascii="나눔고딕" w:hAnsi="나눔고딕" w:eastAsia="나눔고딕"/>
-          <w:b w:val="0"/>
-          <w:sz w:val="20"/>
-        </w:rPr>
-        <w:t>📌 원가 분류 및 대금 청구 시 유의사항 (B-1):</w:t>
+        <w:t>매뉴얼 지침: 크레인 임대차의 건산법 방어 3대 원칙: ①일대/월대 방식 정산 (톤당 단가 절대 금지) ②신호수+소장의 전권 지휘 ③작업일보 매일 서명. 이 세 가지를 문서로 갖추면 "단순 장비 빌림"이지 "건설 하도급"이 아님을 입증할 수 있습니다. 📌 원가 분류 및 대금 청구 시 유의사항 (B-1):</w:t>
       </w:r>
     </w:p>
     <w:tbl>
@@ -697,8 +686,12 @@
         <w:tc>
           <w:tcPr>
             <w:tcW w:type="dxa" w:w="2880"/>
+            <w:vAlign w:val="top"/>
           </w:tcPr>
           <w:p>
+            <w:pPr>
+              <w:jc w:val="center"/>
+            </w:pPr>
             <w:r/>
             <w:r>
               <w:rPr>
@@ -713,8 +706,12 @@
         <w:tc>
           <w:tcPr>
             <w:tcW w:type="dxa" w:w="2880"/>
+            <w:vAlign w:val="top"/>
           </w:tcPr>
           <w:p>
+            <w:pPr>
+              <w:jc w:val="center"/>
+            </w:pPr>
             <w:r/>
             <w:r>
               <w:rPr>
@@ -729,8 +726,12 @@
         <w:tc>
           <w:tcPr>
             <w:tcW w:type="dxa" w:w="2880"/>
+            <w:vAlign w:val="top"/>
           </w:tcPr>
           <w:p>
+            <w:pPr>
+              <w:jc w:val="center"/>
+            </w:pPr>
             <w:r/>
             <w:r>
               <w:rPr>
@@ -747,6 +748,7 @@
         <w:tc>
           <w:tcPr>
             <w:tcW w:type="dxa" w:w="2880"/>
+            <w:vAlign w:val="top"/>
           </w:tcPr>
           <w:p>
             <w:r/>
@@ -763,6 +765,7 @@
         <w:tc>
           <w:tcPr>
             <w:tcW w:type="dxa" w:w="2880"/>
+            <w:vAlign w:val="top"/>
           </w:tcPr>
           <w:p>
             <w:r/>
@@ -779,6 +782,7 @@
         <w:tc>
           <w:tcPr>
             <w:tcW w:type="dxa" w:w="2880"/>
+            <w:vAlign w:val="top"/>
           </w:tcPr>
           <w:p>
             <w:r/>
@@ -797,6 +801,7 @@
         <w:tc>
           <w:tcPr>
             <w:tcW w:type="dxa" w:w="2880"/>
+            <w:vAlign w:val="top"/>
           </w:tcPr>
           <w:p>
             <w:r/>
@@ -813,6 +818,7 @@
         <w:tc>
           <w:tcPr>
             <w:tcW w:type="dxa" w:w="2880"/>
+            <w:vAlign w:val="top"/>
           </w:tcPr>
           <w:p>
             <w:r/>
@@ -829,6 +835,7 @@
         <w:tc>
           <w:tcPr>
             <w:tcW w:type="dxa" w:w="2880"/>
+            <w:vAlign w:val="top"/>
           </w:tcPr>
           <w:p>
             <w:r/>
